--- a/Mexican Street Corn Salad.docx
+++ b/Mexican Street Corn Salad.docx
@@ -20,12 +20,12 @@
           <wp:inline distB="114300" distT="114300" distL="114300" distR="114300">
             <wp:extent cx="177800" cy="177800"/>
             <wp:effectExtent b="0" l="0" r="0" t="0"/>
-            <wp:docPr descr="🌽" id="2" name="image3.png"/>
+            <wp:docPr descr="🌽" id="2" name="image2.png"/>
             <a:graphic>
               <a:graphicData uri="http://schemas.openxmlformats.org/drawingml/2006/picture">
                 <pic:pic>
                   <pic:nvPicPr>
-                    <pic:cNvPr descr="🌽" id="0" name="image3.png"/>
+                    <pic:cNvPr descr="🌽" id="0" name="image2.png"/>
                     <pic:cNvPicPr preferRelativeResize="0"/>
                   </pic:nvPicPr>
                   <pic:blipFill>
@@ -516,12 +516,12 @@
           <wp:inline distB="114300" distT="114300" distL="114300" distR="114300">
             <wp:extent cx="177800" cy="177800"/>
             <wp:effectExtent b="0" l="0" r="0" t="0"/>
-            <wp:docPr descr="🥗" id="4" name="image2.png"/>
+            <wp:docPr descr="🥗" id="4" name="image1.png"/>
             <a:graphic>
               <a:graphicData uri="http://schemas.openxmlformats.org/drawingml/2006/picture">
                 <pic:pic>
                   <pic:nvPicPr>
-                    <pic:cNvPr descr="🥗" id="0" name="image2.png"/>
+                    <pic:cNvPr descr="🥗" id="0" name="image1.png"/>
                     <pic:cNvPicPr preferRelativeResize="0"/>
                   </pic:nvPicPr>
                   <pic:blipFill>
@@ -880,12 +880,12 @@
           <wp:inline distB="114300" distT="114300" distL="114300" distR="114300">
             <wp:extent cx="177800" cy="177800"/>
             <wp:effectExtent b="0" l="0" r="0" t="0"/>
-            <wp:docPr descr="🌶️" id="1" name="image1.png"/>
+            <wp:docPr descr="🌶️" id="1" name="image3.png"/>
             <a:graphic>
               <a:graphicData uri="http://schemas.openxmlformats.org/drawingml/2006/picture">
                 <pic:pic>
                   <pic:nvPicPr>
-                    <pic:cNvPr descr="🌶️" id="0" name="image1.png"/>
+                    <pic:cNvPr descr="🌶️" id="0" name="image3.png"/>
                     <pic:cNvPicPr preferRelativeResize="0"/>
                   </pic:nvPicPr>
                   <pic:blipFill>
@@ -1150,6 +1150,22 @@
       <w:pPr>
         <w:rPr/>
       </w:pPr>
+      <w:hyperlink r:id="rId10">
+        <w:r>
+          <w:rPr>
+            <w:color w:val="1155cc"/>
+            <w:u w:val="single"/>
+            <w:rtl w:val="0"/>
+          </w:rPr>
+          <w:t xml:space="preserve">https://ostarecipes.com/recipes/FHloskgtbrlgl8YPn0N9</w:t>
+        </w:r>
+      </w:hyperlink>
+      <w:r>
+        <w:rPr>
+          <w:rtl w:val="0"/>
+        </w:rPr>
+        <w:t xml:space="preserve"> </w:t>
+      </w:r>
       <w:r>
         <w:rPr>
           <w:rtl w:val="0"/>

--- a/Mexican Street Corn Salad.docx
+++ b/Mexican Street Corn Salad.docx
@@ -20,12 +20,12 @@
           <wp:inline distB="114300" distT="114300" distL="114300" distR="114300">
             <wp:extent cx="177800" cy="177800"/>
             <wp:effectExtent b="0" l="0" r="0" t="0"/>
-            <wp:docPr descr="🌽" id="2" name="image2.png"/>
+            <wp:docPr descr="🌽" id="2" name="image4.png"/>
             <a:graphic>
               <a:graphicData uri="http://schemas.openxmlformats.org/drawingml/2006/picture">
                 <pic:pic>
                   <pic:nvPicPr>
-                    <pic:cNvPr descr="🌽" id="0" name="image2.png"/>
+                    <pic:cNvPr descr="🌽" id="0" name="image4.png"/>
                     <pic:cNvPicPr preferRelativeResize="0"/>
                   </pic:nvPicPr>
                   <pic:blipFill>
@@ -84,12 +84,12 @@
           <wp:inline distB="114300" distT="114300" distL="114300" distR="114300">
             <wp:extent cx="177800" cy="177800"/>
             <wp:effectExtent b="0" l="0" r="0" t="0"/>
-            <wp:docPr descr="🐔" id="3" name="image4.png"/>
+            <wp:docPr descr="🐔" id="3" name="image1.png"/>
             <a:graphic>
               <a:graphicData uri="http://schemas.openxmlformats.org/drawingml/2006/picture">
                 <pic:pic>
                   <pic:nvPicPr>
-                    <pic:cNvPr descr="🐔" id="0" name="image4.png"/>
+                    <pic:cNvPr descr="🐔" id="0" name="image1.png"/>
                     <pic:cNvPicPr preferRelativeResize="0"/>
                   </pic:nvPicPr>
                   <pic:blipFill>
@@ -516,12 +516,12 @@
           <wp:inline distB="114300" distT="114300" distL="114300" distR="114300">
             <wp:extent cx="177800" cy="177800"/>
             <wp:effectExtent b="0" l="0" r="0" t="0"/>
-            <wp:docPr descr="🥗" id="4" name="image1.png"/>
+            <wp:docPr descr="🥗" id="4" name="image2.png"/>
             <a:graphic>
               <a:graphicData uri="http://schemas.openxmlformats.org/drawingml/2006/picture">
                 <pic:pic>
                   <pic:nvPicPr>
-                    <pic:cNvPr descr="🥗" id="0" name="image1.png"/>
+                    <pic:cNvPr descr="🥗" id="0" name="image2.png"/>
                     <pic:cNvPicPr preferRelativeResize="0"/>
                   </pic:nvPicPr>
                   <pic:blipFill>
@@ -1157,7 +1157,7 @@
             <w:u w:val="single"/>
             <w:rtl w:val="0"/>
           </w:rPr>
-          <w:t xml:space="preserve">https://ostarecipes.com/recipes/FHloskgtbrlgl8YPn0N9</w:t>
+          <w:t xml:space="preserve">https://www.instagram.com/reel/DK7zClIPzLi/</w:t>
         </w:r>
       </w:hyperlink>
       <w:r>
